--- a/pr-preview/pr-90/chapters/13-standardization-parametric-g-formula.docx
+++ b/pr-preview/pr-90/chapters/13-standardization-parametric-g-formula.docx
@@ -1657,7 +1657,13 @@
         </m:r>
       </m:oMath>
       <w:r>
-        <w:t xml:space="preserve">; Technical Point 2.3 of the book, with</w:t>
+        <w:t xml:space="preserve">;</w:t>
+      </w:r>
+      <w:r>
+        <w:t xml:space="preserve"> </w:t>
+      </w:r>
+      <w:r>
+        <w:t xml:space="preserve">Technical Point 2.3 of the book, with</w:t>
       </w:r>
       <w:r>
         <w:t xml:space="preserve"> </w:t>
@@ -11567,7 +11573,13 @@
         </m:r>
       </m:oMath>
       <w:r>
-        <w:t xml:space="preserve">; the derivation here gives the sign shown, which does not affect the conclusion.</w:t>
+        <w:t xml:space="preserve">;</w:t>
+      </w:r>
+      <w:r>
+        <w:t xml:space="preserve"> </w:t>
+      </w:r>
+      <w:r>
+        <w:t xml:space="preserve">the derivation here gives the sign shown, which does not affect the conclusion.</w:t>
       </w:r>
     </w:p>
     <w:p>
@@ -11986,7 +11998,13 @@
         <w:t xml:space="preserve"> </w:t>
       </w:r>
       <w:r>
-        <w:t xml:space="preserve">by both methods (95% CI: 2.5, 4.5 for IP weighting; 2.6, 4.5 for the g-formula)</w:t>
+        <w:t xml:space="preserve">by both methods (95% CI: 2.5, 4.5 for IP weighting;</w:t>
+      </w:r>
+      <w:r>
+        <w:t xml:space="preserve"> </w:t>
+      </w:r>
+      <w:r>
+        <w:t xml:space="preserve">2.6, 4.5 for the g-formula)</w:t>
       </w:r>
     </w:p>
     <w:p>
@@ -12204,7 +12222,13 @@
         <w:t xml:space="preserve"> </w:t>
       </w:r>
       <w:r>
-        <w:t xml:space="preserve">The estimate corresponds to a vague intervention assigning these versions with their observed frequencies; other interventions could give different effects, which matters for policy and clinical decisions</w:t>
+        <w:t xml:space="preserve">The estimate corresponds to a vague intervention assigning these versions with their observed frequencies;</w:t>
+      </w:r>
+      <w:r>
+        <w:t xml:space="preserve"> </w:t>
+      </w:r>
+      <w:r>
+        <w:t xml:space="preserve">other interventions could give different effects, which matters for policy and clinical decisions</w:t>
       </w:r>
       <w:r>
         <w:t xml:space="preserve"> </w:t>
@@ -12341,7 +12365,19 @@
         <w:pStyle w:val="FirstParagraph"/>
       </w:pPr>
       <w:r>
-        <w:t xml:space="preserve">Sensitivity analyses discussed in the book include those for confounding (Fine Point 7.1; negative outcome controls, Technical Point 7.5; g-estimation, Fine Point 14.2), selection bias (Fine Point 12.1), and model misspecification (Section 11.5), as well as quantitative bias analysis (Fine Point 10.2).</w:t>
+        <w:t xml:space="preserve">Sensitivity analyses discussed in the book include those for confounding (Fine Point 7.1;</w:t>
+      </w:r>
+      <w:r>
+        <w:t xml:space="preserve"> </w:t>
+      </w:r>
+      <w:r>
+        <w:t xml:space="preserve">negative outcome controls, Technical Point 7.5;</w:t>
+      </w:r>
+      <w:r>
+        <w:t xml:space="preserve"> </w:t>
+      </w:r>
+      <w:r>
+        <w:t xml:space="preserve">g-estimation, Fine Point 14.2), selection bias (Fine Point 12.1), and model misspecification (Section 11.5), as well as quantitative bias analysis (Fine Point 10.2).</w:t>
       </w:r>
       <w:r>
         <w:t xml:space="preserve"> </w:t>
